--- a/companies/ashcombe-advisory/Engagements/Lee, Rice and Adams/2021.07.26 - Kickoff Memo - Crisis Communications.docx
+++ b/companies/ashcombe-advisory/Engagements/Lee, Rice and Adams/2021.07.26 - Kickoff Memo - Crisis Communications.docx
@@ -3,22 +3,20 @@
 <w:document xmlns:wpc="http://schemas.microsoft.com/office/word/2010/wordprocessingCanvas" xmlns:mo="http://schemas.microsoft.com/office/mac/office/2008/main" xmlns:mc="http://schemas.openxmlformats.org/markup-compatibility/2006" xmlns:mv="urn:schemas-microsoft-com:mac:vml" xmlns:o="urn:schemas-microsoft-com:office:office" xmlns:r="http://schemas.openxmlformats.org/officeDocument/2006/relationships" xmlns:m="http://schemas.openxmlformats.org/officeDocument/2006/math" xmlns:v="urn:schemas-microsoft-com:vml" xmlns:wp14="http://schemas.microsoft.com/office/word/2010/wordprocessingDrawing" xmlns:wp="http://schemas.openxmlformats.org/drawingml/2006/wordprocessingDrawing" xmlns:w10="urn:schemas-microsoft-com:office:word" xmlns:w="http://schemas.openxmlformats.org/wordprocessingml/2006/main" xmlns:w14="http://schemas.microsoft.com/office/word/2010/wordml" xmlns:wpg="http://schemas.microsoft.com/office/word/2010/wordprocessingGroup" xmlns:wpi="http://schemas.microsoft.com/office/word/2010/wordprocessingInk" xmlns:wne="http://schemas.microsoft.com/office/word/2006/wordml" xmlns:wps="http://schemas.microsoft.com/office/word/2010/wordprocessingShape" mc:Ignorable="w14 wp14">
   <w:body>
     <w:p>
+      <w:pPr>
+        <w:pStyle w:val="Heading1"/>
+      </w:pPr>
       <w:r>
-        <w:t>To: The Lee, Rice and Adams engagement team</w:t>
-        <w:br/>
-        <w:t>From: Amy Carter</w:t>
-        <w:br/>
-        <w:t>Re: Getting the crisis communications work under way</w:t>
+        <w:t>Memorandum</w:t>
       </w:r>
     </w:p>
     <w:p>
       <w:r>
-        <w:t>We are under way on the crisis communications work for Lee, Rice and Adams, which began July 23, 2021, and I want us all working from the same picture before the pace picks up. Our aim for the firm is easy to state and harder to do: help them respond to the current matter with one clear voice, protect their standing with the people whose regard they rely on, and leave them steadier than we found them.</w:t>
-      </w:r>
-    </w:p>
-    <w:p>
-      <w:r>
-        <w:t>A word on how we run an account like this. We keep it small, we write things down early, and we over-share among ourselves so that two people never end up guessing at the same question. The client is under real strain, so our own side needs to be calm and orderly enough that they never feel it in ours.</w:t>
+        <w:t>To: Julie Hill; Nancy Suarez</w:t>
+        <w:br/>
+        <w:t>From: Amy Carter</w:t>
+        <w:br/>
+        <w:t>Re: Kickoff, crisis communications for Lee, Rice and Adams</w:t>
       </w:r>
     </w:p>
     <w:p>
@@ -26,7 +24,35 @@
         <w:pStyle w:val="Heading2"/>
       </w:pPr>
       <w:r>
-        <w:t>How we will split the work</w:t>
+        <w:t>What we are here to do</w:t>
+      </w:r>
+    </w:p>
+    <w:p>
+      <w:r>
+        <w:t>The engagement began on July 23, 2021, and the Company’s attention is still, rightly, on the operational disruption itself. That leaves us to make sure that whatever Lee, Rice and Adams says, to whichever audience and in whatever order, is accurate, consistent and approved before it goes out.</w:t>
+      </w:r>
+    </w:p>
+    <w:p>
+      <w:r>
+        <w:t>In order of priority, we are aiming for four things: one approved account of what happened and what is being done about it; an approval route that holds under pressure; spokespeople who are prepared before they are asked; and a steady rhythm of updates that lets customers, employees and investors see progress for themselves.</w:t>
+      </w:r>
+    </w:p>
+    <w:p>
+      <w:r>
+        <w:t>We are working from a partial picture. The operations team is still establishing the full extent of the disruption, so our early drafts should say only what has been confirmed and should tell each audience when it will hear more.</w:t>
+      </w:r>
+    </w:p>
+    <w:p>
+      <w:pPr>
+        <w:pStyle w:val="Heading2"/>
+      </w:pPr>
+      <w:r>
+        <w:t>Who is doing what</w:t>
+      </w:r>
+    </w:p>
+    <w:p>
+      <w:r>
+        <w:t>Megan Sutton, Director of Operations, is our principal contact at the Company and will route approvals on her side. Within the team, the work falls into six areas, each with one of us as lead:</w:t>
       </w:r>
     </w:p>
     <w:p>
@@ -34,7 +60,7 @@
         <w:pStyle w:val="ListBullet"/>
       </w:pPr>
       <w:r>
-        <w:t>Message and materials. I hold the drafting: the holding language, the fuller statements, and the question-and-answer set the firm needs ready to hand. Everything traces back to the small set of points we agree with Julie and the client.</w:t>
+        <w:t>Holding statement and core Q&amp;A (Amy Carter). The first version is with Megan for comment. The Q&amp;A will grow as questions arrive, and every answer stays tied to a fact the Company has confirmed.</w:t>
       </w:r>
     </w:p>
     <w:p>
@@ -42,7 +68,7 @@
         <w:pStyle w:val="ListBullet"/>
       </w:pPr>
       <w:r>
-        <w:t>Approvals and sequence. Nancy Suarez owns the approval path and the running order, so we always know who has cleared a statement and which audience hears it first.</w:t>
+        <w:t>Approval route (Julie Hill). We need the Company’s legal and finance reviewers named, and an agreed turnaround for each kind of statement.</w:t>
       </w:r>
     </w:p>
     <w:p>
@@ -50,7 +76,7 @@
         <w:pStyle w:val="ListBullet"/>
       </w:pPr>
       <w:r>
-        <w:t>Monitoring. We keep a daily read on coverage and reaction and flag anything that needs a same-day response, rather than being caught out by it.</w:t>
+        <w:t>Inquiry log and media responses (Nancy Suarez). One shared log of every inbound question, recording who answered it and with what language.</w:t>
       </w:r>
     </w:p>
     <w:p>
@@ -58,7 +84,7 @@
         <w:pStyle w:val="ListBullet"/>
       </w:pPr>
       <w:r>
-        <w:t>Client coordination. Megan Sutton is our single point of contact on their side; requests and approvals route through her so nothing gets lost across two firms.</w:t>
+        <w:t>Audience communications (Amy Carter). Employees first, then customers, then investors, with Julie reviewing the investor language before it goes to the Company.</w:t>
       </w:r>
     </w:p>
     <w:p>
@@ -66,7 +92,15 @@
         <w:pStyle w:val="ListBullet"/>
       </w:pPr>
       <w:r>
-        <w:t>Spokesperson readiness. Ahead of any interview or briefing, we prepare whoever is speaking so the answers are consistent and rehearsed.</w:t>
+        <w:t>Release mechanics (Nancy Suarez). Distribution lists, wire account, embargo handling and a release-day checklist, agreed in advance with the Company’s legal and finance teams.</w:t>
+      </w:r>
+    </w:p>
+    <w:p>
+      <w:pPr>
+        <w:pStyle w:val="ListBullet"/>
+      </w:pPr>
+      <w:r>
+        <w:t>Spokesperson preparation (Julie Hill). A briefing note and a rehearsal for each designated spokesperson before any interview or call where the disruption is likely to come up.</w:t>
       </w:r>
     </w:p>
     <w:p>
@@ -74,7 +108,30 @@
         <w:pStyle w:val="Heading2"/>
       </w:pPr>
       <w:r>
-        <w:t>The first moves</w:t>
+        <w:t>How we will work</w:t>
+      </w:r>
+    </w:p>
+    <w:p>
+      <w:r>
+        <w:t>A few conventions will keep us from tripping over one another. Drafts live in the shared engagement folder with the date in the file name, and anything bound for the Company passes through me for content and through Julie for tone.</w:t>
+      </w:r>
+    </w:p>
+    <w:p>
+      <w:r>
+        <w:t>Nancy’s checklist is our record of what has been released and when. If something goes out that is not on it, please tell her the same day so the log stays complete.</w:t>
+      </w:r>
+    </w:p>
+    <w:p>
+      <w:pPr>
+        <w:pStyle w:val="Heading2"/>
+      </w:pPr>
+      <w:r>
+        <w:t>For the coming days</w:t>
+      </w:r>
+    </w:p>
+    <w:p>
+      <w:r>
+        <w:t>Almost everything else waits on the approval route, so it comes first. I suggest we take the following in order:</w:t>
       </w:r>
     </w:p>
     <w:p>
@@ -82,7 +139,7 @@
         <w:pStyle w:val="ListBullet"/>
       </w:pPr>
       <w:r>
-        <w:t>Nancy Suarez confirms the approval path with Megan Sutton and circulates it to all of us by the end of the week.</w:t>
+        <w:t>Julie to confirm with Megan who signs off on legal and financial language, and how quickly each reviewer can turn a draft around.</w:t>
       </w:r>
     </w:p>
     <w:p>
@@ -90,7 +147,7 @@
         <w:pStyle w:val="ListBullet"/>
       </w:pPr>
       <w:r>
-        <w:t>I draft the initial holding statement and a first cut of the question-and-answer set for Julie's review.</w:t>
+        <w:t>Nancy to set up the shared inquiry log, send the team access, and draft the release-day checklist for Julie’s review.</w:t>
       </w:r>
     </w:p>
     <w:p>
@@ -98,7 +155,7 @@
         <w:pStyle w:val="ListBullet"/>
       </w:pPr>
       <w:r>
-        <w:t>We stand up the monitoring and agree a short daily check-in for as long as the matter is live.</w:t>
+        <w:t>I will incorporate Megan’s comments on the holding statement and return it with the first set of Q&amp;A entries.</w:t>
       </w:r>
     </w:p>
     <w:p>
@@ -106,12 +163,20 @@
         <w:pStyle w:val="ListBullet"/>
       </w:pPr>
       <w:r>
-        <w:t>Megan Sutton gathers the internal contacts and any statements the firm has already made, so we are not starting cold.</w:t>
+        <w:t>Nancy to confirm the wire account and distribution lists with the Company’s legal team before anything is scheduled for release.</w:t>
+      </w:r>
+    </w:p>
+    <w:p>
+      <w:pPr>
+        <w:pStyle w:val="ListBullet"/>
+      </w:pPr>
+      <w:r>
+        <w:t>All of us to keep the morning call with the Company each weekday until the approval route is settled, and then decide whether it still needs to be daily.</w:t>
       </w:r>
     </w:p>
     <w:p>
       <w:r>
-        <w:t>The piece that has to land first is the approval path, because nearly everything else keys off knowing who can clear a statement in a hurry. Nancy Suarez will have it in front of Megan Sutton tomorrow, and once it is agreed we move on the holding language. Flag anything here that looks off before then.</w:t>
+        <w:t>Thank you both for such a quick start. If anything here differs from what you heard on the kickoff call, please let me know today so I can correct it before it reaches Megan.</w:t>
       </w:r>
     </w:p>
     <w:sectPr>
